--- a/exerc/lista05.docx
+++ b/exerc/lista05.docx
@@ -1,6 +1,6 @@
 
 <file path=word/document.xml><?xml version="1.0" encoding="utf-8"?>
-<w:document xmlns:wpc="http://schemas.microsoft.com/office/word/2010/wordprocessingCanvas" xmlns:mc="http://schemas.openxmlformats.org/markup-compatibility/2006" xmlns:o="urn:schemas-microsoft-com:office:office" xmlns:r="http://schemas.openxmlformats.org/officeDocument/2006/relationships" xmlns:m="http://schemas.openxmlformats.org/officeDocument/2006/math" xmlns:v="urn:schemas-microsoft-com:vml" xmlns:wp14="http://schemas.microsoft.com/office/word/2010/wordprocessingDrawing" xmlns:wp="http://schemas.openxmlformats.org/drawingml/2006/wordprocessingDrawing" xmlns:w10="urn:schemas-microsoft-com:office:word" xmlns:w="http://schemas.openxmlformats.org/wordprocessingml/2006/main" xmlns:w14="http://schemas.microsoft.com/office/word/2010/wordml" xmlns:w15="http://schemas.microsoft.com/office/word/2012/wordml" xmlns:wpg="http://schemas.microsoft.com/office/word/2010/wordprocessingGroup" xmlns:wpi="http://schemas.microsoft.com/office/word/2010/wordprocessingInk" xmlns:wne="http://schemas.microsoft.com/office/word/2006/wordml" xmlns:wps="http://schemas.microsoft.com/office/word/2010/wordprocessingShape" mc:Ignorable="w14 w15 wp14">
+<w:document xmlns:wpc="http://schemas.microsoft.com/office/word/2010/wordprocessingCanvas" xmlns:cx="http://schemas.microsoft.com/office/drawing/2014/chartex" xmlns:cx1="http://schemas.microsoft.com/office/drawing/2015/9/8/chartex" xmlns:cx2="http://schemas.microsoft.com/office/drawing/2015/10/21/chartex" xmlns:cx3="http://schemas.microsoft.com/office/drawing/2016/5/9/chartex" xmlns:cx4="http://schemas.microsoft.com/office/drawing/2016/5/10/chartex" xmlns:cx5="http://schemas.microsoft.com/office/drawing/2016/5/11/chartex" xmlns:cx6="http://schemas.microsoft.com/office/drawing/2016/5/12/chartex" xmlns:cx7="http://schemas.microsoft.com/office/drawing/2016/5/13/chartex" xmlns:cx8="http://schemas.microsoft.com/office/drawing/2016/5/14/chartex" xmlns:mc="http://schemas.openxmlformats.org/markup-compatibility/2006" xmlns:aink="http://schemas.microsoft.com/office/drawing/2016/ink" xmlns:am3d="http://schemas.microsoft.com/office/drawing/2017/model3d" xmlns:o="urn:schemas-microsoft-com:office:office" xmlns:oel="http://schemas.microsoft.com/office/2019/extlst" xmlns:r="http://schemas.openxmlformats.org/officeDocument/2006/relationships" xmlns:m="http://schemas.openxmlformats.org/officeDocument/2006/math" xmlns:v="urn:schemas-microsoft-com:vml" xmlns:wp14="http://schemas.microsoft.com/office/word/2010/wordprocessingDrawing" xmlns:wp="http://schemas.openxmlformats.org/drawingml/2006/wordprocessingDrawing" xmlns:w10="urn:schemas-microsoft-com:office:word" xmlns:w="http://schemas.openxmlformats.org/wordprocessingml/2006/main" xmlns:w14="http://schemas.microsoft.com/office/word/2010/wordml" xmlns:w15="http://schemas.microsoft.com/office/word/2012/wordml" xmlns:w16cex="http://schemas.microsoft.com/office/word/2018/wordml/cex" xmlns:w16cid="http://schemas.microsoft.com/office/word/2016/wordml/cid" xmlns:w16="http://schemas.microsoft.com/office/word/2018/wordml" xmlns:w16du="http://schemas.microsoft.com/office/word/2023/wordml/word16du" xmlns:w16sdtdh="http://schemas.microsoft.com/office/word/2020/wordml/sdtdatahash" xmlns:w16sdtfl="http://schemas.microsoft.com/office/word/2024/wordml/sdtformatlock" xmlns:w16se="http://schemas.microsoft.com/office/word/2015/wordml/symex" xmlns:wpg="http://schemas.microsoft.com/office/word/2010/wordprocessingGroup" xmlns:wpi="http://schemas.microsoft.com/office/word/2010/wordprocessingInk" xmlns:wne="http://schemas.microsoft.com/office/word/2006/wordml" xmlns:wps="http://schemas.microsoft.com/office/word/2010/wordprocessingShape" mc:Ignorable="w14 w15 w16se w16cid w16 w16cex w16sdtdh w16sdtfl w16du wp14">
   <w:body>
     <w:p>
       <w:pPr>
@@ -78,7 +78,7 @@
           <w:b/>
           <w:sz w:val="24"/>
         </w:rPr>
-        <w:t>4</w:t>
+        <w:t>5</w:t>
       </w:r>
     </w:p>
     <w:p>
@@ -183,7 +183,6 @@
         </w:rPr>
         <w:t xml:space="preserve"> de </w:t>
       </w:r>
-      <w:proofErr w:type="spellStart"/>
       <w:r>
         <w:rPr>
           <w:i/>
@@ -191,7 +190,6 @@
         </w:rPr>
         <w:t>Student</w:t>
       </w:r>
-      <w:proofErr w:type="spellEnd"/>
       <w:r>
         <w:rPr>
           <w:szCs w:val="24"/>
@@ -215,14 +213,7 @@
         <w:rPr>
           <w:szCs w:val="24"/>
         </w:rPr>
-        <w:t xml:space="preserve">Uma pessoa construiu o intervalo de confiança de 99% para média e variância populacionais. No entanto, a pessoa observou que seus </w:t>
-      </w:r>
-      <w:proofErr w:type="spellStart"/>
-      <w:r>
-        <w:rPr>
-          <w:szCs w:val="24"/>
-        </w:rPr>
-        <w:t>IC</w:t>
+        <w:t>Uma pessoa construiu o intervalo de confiança de 99% para média e variância populacionais. No entanto, a pessoa observou que seus IC</w:t>
       </w:r>
       <w:r>
         <w:rPr>
@@ -230,7 +221,6 @@
         </w:rPr>
         <w:t>s</w:t>
       </w:r>
-      <w:proofErr w:type="spellEnd"/>
       <w:r>
         <w:rPr>
           <w:szCs w:val="24"/>
@@ -271,14 +261,7 @@
         <w:rPr>
           <w:szCs w:val="24"/>
         </w:rPr>
-        <w:t xml:space="preserve">obter </w:t>
-      </w:r>
-      <w:proofErr w:type="spellStart"/>
-      <w:r>
-        <w:rPr>
-          <w:szCs w:val="24"/>
-        </w:rPr>
-        <w:t>IC</w:t>
+        <w:t>obter IC</w:t>
       </w:r>
       <w:r>
         <w:rPr>
@@ -286,7 +269,6 @@
         </w:rPr>
         <w:t>s</w:t>
       </w:r>
-      <w:proofErr w:type="spellEnd"/>
       <w:r>
         <w:rPr>
           <w:szCs w:val="24"/>
@@ -404,7 +386,6 @@
                 <w:szCs w:val="22"/>
               </w:rPr>
             </w:pPr>
-            <w:proofErr w:type="spellStart"/>
             <w:r>
               <w:rPr>
                 <w:rFonts w:ascii="Calibri" w:hAnsi="Calibri"/>
@@ -413,18 +394,7 @@
                 <w:sz w:val="22"/>
                 <w:szCs w:val="22"/>
               </w:rPr>
-              <w:t>Freq.Abs</w:t>
-            </w:r>
-            <w:proofErr w:type="spellEnd"/>
-            <w:r>
-              <w:rPr>
-                <w:rFonts w:ascii="Calibri" w:hAnsi="Calibri"/>
-                <w:b/>
-                <w:color w:val="000000"/>
-                <w:sz w:val="22"/>
-                <w:szCs w:val="22"/>
-              </w:rPr>
-              <w:t>.</w:t>
+              <w:t>Freq.Abs.</w:t>
             </w:r>
           </w:p>
         </w:tc>
@@ -984,8 +954,6 @@
           <w:szCs w:val="24"/>
         </w:rPr>
       </w:pPr>
-      <w:bookmarkStart w:id="0" w:name="_GoBack"/>
-      <w:bookmarkEnd w:id="0"/>
     </w:p>
     <w:sectPr>
       <w:type w:val="continuous"/>
@@ -998,7 +966,7 @@
 </file>
 
 <file path=word/numbering.xml><?xml version="1.0" encoding="utf-8"?>
-<w:numbering xmlns:wpc="http://schemas.microsoft.com/office/word/2010/wordprocessingCanvas" xmlns:mc="http://schemas.openxmlformats.org/markup-compatibility/2006" xmlns:o="urn:schemas-microsoft-com:office:office" xmlns:r="http://schemas.openxmlformats.org/officeDocument/2006/relationships" xmlns:m="http://schemas.openxmlformats.org/officeDocument/2006/math" xmlns:v="urn:schemas-microsoft-com:vml" xmlns:wp14="http://schemas.microsoft.com/office/word/2010/wordprocessingDrawing" xmlns:wp="http://schemas.openxmlformats.org/drawingml/2006/wordprocessingDrawing" xmlns:w10="urn:schemas-microsoft-com:office:word" xmlns:w="http://schemas.openxmlformats.org/wordprocessingml/2006/main" xmlns:w14="http://schemas.microsoft.com/office/word/2010/wordml" xmlns:w15="http://schemas.microsoft.com/office/word/2012/wordml" xmlns:wpg="http://schemas.microsoft.com/office/word/2010/wordprocessingGroup" xmlns:wpi="http://schemas.microsoft.com/office/word/2010/wordprocessingInk" xmlns:wne="http://schemas.microsoft.com/office/word/2006/wordml" xmlns:wps="http://schemas.microsoft.com/office/word/2010/wordprocessingShape" mc:Ignorable="w14 w15 wp14">
+<w:numbering xmlns:wpc="http://schemas.microsoft.com/office/word/2010/wordprocessingCanvas" xmlns:cx="http://schemas.microsoft.com/office/drawing/2014/chartex" xmlns:cx1="http://schemas.microsoft.com/office/drawing/2015/9/8/chartex" xmlns:cx2="http://schemas.microsoft.com/office/drawing/2015/10/21/chartex" xmlns:cx3="http://schemas.microsoft.com/office/drawing/2016/5/9/chartex" xmlns:cx4="http://schemas.microsoft.com/office/drawing/2016/5/10/chartex" xmlns:cx5="http://schemas.microsoft.com/office/drawing/2016/5/11/chartex" xmlns:cx6="http://schemas.microsoft.com/office/drawing/2016/5/12/chartex" xmlns:cx7="http://schemas.microsoft.com/office/drawing/2016/5/13/chartex" xmlns:cx8="http://schemas.microsoft.com/office/drawing/2016/5/14/chartex" xmlns:mc="http://schemas.openxmlformats.org/markup-compatibility/2006" xmlns:aink="http://schemas.microsoft.com/office/drawing/2016/ink" xmlns:am3d="http://schemas.microsoft.com/office/drawing/2017/model3d" xmlns:o="urn:schemas-microsoft-com:office:office" xmlns:oel="http://schemas.microsoft.com/office/2019/extlst" xmlns:r="http://schemas.openxmlformats.org/officeDocument/2006/relationships" xmlns:m="http://schemas.openxmlformats.org/officeDocument/2006/math" xmlns:v="urn:schemas-microsoft-com:vml" xmlns:wp14="http://schemas.microsoft.com/office/word/2010/wordprocessingDrawing" xmlns:wp="http://schemas.openxmlformats.org/drawingml/2006/wordprocessingDrawing" xmlns:w10="urn:schemas-microsoft-com:office:word" xmlns:w="http://schemas.openxmlformats.org/wordprocessingml/2006/main" xmlns:w14="http://schemas.microsoft.com/office/word/2010/wordml" xmlns:w15="http://schemas.microsoft.com/office/word/2012/wordml" xmlns:w16cex="http://schemas.microsoft.com/office/word/2018/wordml/cex" xmlns:w16cid="http://schemas.microsoft.com/office/word/2016/wordml/cid" xmlns:w16="http://schemas.microsoft.com/office/word/2018/wordml" xmlns:w16du="http://schemas.microsoft.com/office/word/2023/wordml/word16du" xmlns:w16sdtdh="http://schemas.microsoft.com/office/word/2020/wordml/sdtdatahash" xmlns:w16sdtfl="http://schemas.microsoft.com/office/word/2024/wordml/sdtformatlock" xmlns:w16se="http://schemas.microsoft.com/office/word/2015/wordml/symex" xmlns:wpg="http://schemas.microsoft.com/office/word/2010/wordprocessingGroup" xmlns:wpi="http://schemas.microsoft.com/office/word/2010/wordprocessingInk" xmlns:wne="http://schemas.microsoft.com/office/word/2006/wordml" xmlns:wps="http://schemas.microsoft.com/office/word/2010/wordprocessingShape" mc:Ignorable="w14 w15 w16se w16cid w16 w16cex w16sdtdh w16sdtfl w16du wp14">
   <w:abstractNum w:abstractNumId="0" w15:restartNumberingAfterBreak="0">
     <w:nsid w:val="050C42CB"/>
     <w:multiLevelType w:val="hybridMultilevel"/>
@@ -2011,53 +1979,53 @@
       </w:pPr>
     </w:lvl>
   </w:abstractNum>
-  <w:num w:numId="1">
+  <w:num w:numId="1" w16cid:durableId="721949948">
     <w:abstractNumId w:val="8"/>
   </w:num>
-  <w:num w:numId="2">
+  <w:num w:numId="2" w16cid:durableId="1356417292">
     <w:abstractNumId w:val="5"/>
   </w:num>
-  <w:num w:numId="3">
+  <w:num w:numId="3" w16cid:durableId="1619215994">
     <w:abstractNumId w:val="6"/>
   </w:num>
-  <w:num w:numId="4">
+  <w:num w:numId="4" w16cid:durableId="1553928455">
     <w:abstractNumId w:val="7"/>
   </w:num>
-  <w:num w:numId="5">
+  <w:num w:numId="5" w16cid:durableId="397290385">
     <w:abstractNumId w:val="12"/>
   </w:num>
-  <w:num w:numId="6">
+  <w:num w:numId="6" w16cid:durableId="2048601198">
     <w:abstractNumId w:val="11"/>
   </w:num>
-  <w:num w:numId="7">
+  <w:num w:numId="7" w16cid:durableId="78254224">
     <w:abstractNumId w:val="3"/>
   </w:num>
-  <w:num w:numId="8">
+  <w:num w:numId="8" w16cid:durableId="887185726">
     <w:abstractNumId w:val="0"/>
   </w:num>
-  <w:num w:numId="9">
+  <w:num w:numId="9" w16cid:durableId="66925655">
     <w:abstractNumId w:val="2"/>
   </w:num>
-  <w:num w:numId="10">
+  <w:num w:numId="10" w16cid:durableId="1267888625">
     <w:abstractNumId w:val="13"/>
   </w:num>
-  <w:num w:numId="11">
+  <w:num w:numId="11" w16cid:durableId="1273511163">
     <w:abstractNumId w:val="10"/>
   </w:num>
-  <w:num w:numId="12">
+  <w:num w:numId="12" w16cid:durableId="2033723566">
     <w:abstractNumId w:val="4"/>
   </w:num>
-  <w:num w:numId="13">
+  <w:num w:numId="13" w16cid:durableId="671643287">
     <w:abstractNumId w:val="1"/>
   </w:num>
-  <w:num w:numId="14">
+  <w:num w:numId="14" w16cid:durableId="536620315">
     <w:abstractNumId w:val="9"/>
   </w:num>
 </w:numbering>
 </file>
 
 <file path=word/styles.xml><?xml version="1.0" encoding="utf-8"?>
-<w:styles xmlns:mc="http://schemas.openxmlformats.org/markup-compatibility/2006" xmlns:r="http://schemas.openxmlformats.org/officeDocument/2006/relationships" xmlns:w="http://schemas.openxmlformats.org/wordprocessingml/2006/main" xmlns:w14="http://schemas.microsoft.com/office/word/2010/wordml" xmlns:w15="http://schemas.microsoft.com/office/word/2012/wordml" mc:Ignorable="w14 w15">
+<w:styles xmlns:mc="http://schemas.openxmlformats.org/markup-compatibility/2006" xmlns:r="http://schemas.openxmlformats.org/officeDocument/2006/relationships" xmlns:w="http://schemas.openxmlformats.org/wordprocessingml/2006/main" xmlns:w14="http://schemas.microsoft.com/office/word/2010/wordml" xmlns:w15="http://schemas.microsoft.com/office/word/2012/wordml" xmlns:w16cex="http://schemas.microsoft.com/office/word/2018/wordml/cex" xmlns:w16cid="http://schemas.microsoft.com/office/word/2016/wordml/cid" xmlns:w16="http://schemas.microsoft.com/office/word/2018/wordml" xmlns:w16du="http://schemas.microsoft.com/office/word/2023/wordml/word16du" xmlns:w16sdtdh="http://schemas.microsoft.com/office/word/2020/wordml/sdtdatahash" xmlns:w16sdtfl="http://schemas.microsoft.com/office/word/2024/wordml/sdtformatlock" xmlns:w16se="http://schemas.microsoft.com/office/word/2015/wordml/symex" mc:Ignorable="w14 w15 w16se w16cid w16 w16cex w16sdtdh w16sdtfl w16du">
   <w:docDefaults>
     <w:rPrDefault>
       <w:rPr>
@@ -2067,7 +2035,7 @@
     </w:rPrDefault>
     <w:pPrDefault/>
   </w:docDefaults>
-  <w:latentStyles w:defLockedState="0" w:defUIPriority="0" w:defSemiHidden="0" w:defUnhideWhenUsed="0" w:defQFormat="0" w:count="371">
+  <w:latentStyles w:defLockedState="0" w:defUIPriority="0" w:defSemiHidden="0" w:defUnhideWhenUsed="0" w:defQFormat="0" w:count="376">
     <w:lsdException w:name="Normal" w:qFormat="1"/>
     <w:lsdException w:name="heading 1" w:qFormat="1"/>
     <w:lsdException w:name="heading 2" w:semiHidden="1" w:unhideWhenUsed="1" w:qFormat="1"/>
@@ -2432,6 +2400,11 @@
     <w:lsdException w:name="List Table 5 Dark Accent 6" w:uiPriority="50"/>
     <w:lsdException w:name="List Table 6 Colorful Accent 6" w:uiPriority="51"/>
     <w:lsdException w:name="List Table 7 Colorful Accent 6" w:uiPriority="52"/>
+    <w:lsdException w:name="Mention" w:semiHidden="1" w:uiPriority="99" w:unhideWhenUsed="1"/>
+    <w:lsdException w:name="Smart Hyperlink" w:semiHidden="1" w:uiPriority="99" w:unhideWhenUsed="1"/>
+    <w:lsdException w:name="Hashtag" w:semiHidden="1" w:uiPriority="99" w:unhideWhenUsed="1"/>
+    <w:lsdException w:name="Unresolved Mention" w:semiHidden="1" w:uiPriority="99" w:unhideWhenUsed="1"/>
+    <w:lsdException w:name="Smart Link" w:semiHidden="1" w:uiPriority="99" w:unhideWhenUsed="1"/>
   </w:latentStyles>
   <w:style w:type="paragraph" w:default="1" w:styleId="Normal">
     <w:name w:val="Normal"/>

--- a/exerc/lista05.docx
+++ b/exerc/lista05.docx
@@ -78,7 +78,7 @@
           <w:b/>
           <w:sz w:val="24"/>
         </w:rPr>
-        <w:t>5</w:t>
+        <w:t>6</w:t>
       </w:r>
     </w:p>
     <w:p>
@@ -106,7 +106,55 @@
         <w:rPr>
           <w:szCs w:val="24"/>
         </w:rPr>
-        <w:t>Por que não posso construir intervalos de confiança que garantam com 100% de certeza que o verdadeiro parâmetro esteja contido dentro dele? O que significa dizer que um intervalo construído para estimar um parâmetro possui 95% de confiança?</w:t>
+        <w:t xml:space="preserve">Por que </w:t>
+      </w:r>
+      <w:r>
+        <w:rPr>
+          <w:szCs w:val="24"/>
+        </w:rPr>
+        <w:t>a</w:t>
+      </w:r>
+      <w:r>
+        <w:rPr>
+          <w:szCs w:val="24"/>
+        </w:rPr>
+        <w:t xml:space="preserve"> constru</w:t>
+      </w:r>
+      <w:r>
+        <w:rPr>
+          <w:szCs w:val="24"/>
+        </w:rPr>
+        <w:t>ção de</w:t>
+      </w:r>
+      <w:r>
+        <w:rPr>
+          <w:szCs w:val="24"/>
+        </w:rPr>
+        <w:t xml:space="preserve"> intervalos de confiança que garantam com 100% de certeza que o verdadeiro parâmetro esteja contido dentro dele</w:t>
+      </w:r>
+      <w:r>
+        <w:rPr>
+          <w:szCs w:val="24"/>
+        </w:rPr>
+        <w:t xml:space="preserve"> não tem utilidade</w:t>
+      </w:r>
+      <w:r>
+        <w:rPr>
+          <w:szCs w:val="24"/>
+        </w:rPr>
+        <w:t>? O que significa dizer que um intervalo construído para estimar um parâmetro possui 9</w:t>
+      </w:r>
+      <w:r>
+        <w:rPr>
+          <w:szCs w:val="24"/>
+        </w:rPr>
+        <w:t>9</w:t>
+      </w:r>
+      <w:r>
+        <w:rPr>
+          <w:szCs w:val="24"/>
+        </w:rPr>
+        <w:t>% de confiança?</w:t>
       </w:r>
     </w:p>
     <w:p>
@@ -302,7 +350,19 @@
         <w:rPr>
           <w:szCs w:val="24"/>
         </w:rPr>
-        <w:t>Uma amostra de 100 valores foi coletada e agrupada segundo a tabela abaixo. Construa os intervalos de confiança para média e variância populacionais, considerando um nível de confiança de 95%. Se outros 100 valores fossem amostrados para construir novos intervalos de confiança, o resultado seria o mesmo? Explique.</w:t>
+        <w:t>Uma amostra de 100 valores</w:t>
+      </w:r>
+      <w:r>
+        <w:rPr>
+          <w:szCs w:val="24"/>
+        </w:rPr>
+        <w:t xml:space="preserve"> discretos</w:t>
+      </w:r>
+      <w:r>
+        <w:rPr>
+          <w:szCs w:val="24"/>
+        </w:rPr>
+        <w:t xml:space="preserve"> foi coletada e agrupada segundo a tabela abaixo. Construa os intervalos de confiança para média e variância populacionais, considerando um nível de confiança de 95%. Se outros 100 valores fossem amostrados para construir novos intervalos de confiança, o resultado seria o mesmo? Explique.</w:t>
       </w:r>
     </w:p>
     <w:tbl>
@@ -333,7 +393,6 @@
               <w:bottom w:val="single" w:sz="8" w:space="0" w:color="auto"/>
               <w:right w:val="nil"/>
             </w:tcBorders>
-            <w:shd w:val="clear" w:color="auto" w:fill="auto"/>
             <w:noWrap/>
             <w:vAlign w:val="bottom"/>
             <w:hideMark/>
@@ -370,7 +429,6 @@
               <w:bottom w:val="single" w:sz="8" w:space="0" w:color="auto"/>
               <w:right w:val="single" w:sz="8" w:space="0" w:color="auto"/>
             </w:tcBorders>
-            <w:shd w:val="clear" w:color="auto" w:fill="auto"/>
             <w:noWrap/>
             <w:vAlign w:val="bottom"/>
             <w:hideMark/>
@@ -413,7 +471,6 @@
               <w:bottom w:val="single" w:sz="4" w:space="0" w:color="auto"/>
               <w:right w:val="nil"/>
             </w:tcBorders>
-            <w:shd w:val="clear" w:color="auto" w:fill="auto"/>
             <w:noWrap/>
             <w:vAlign w:val="bottom"/>
             <w:hideMark/>
@@ -444,7 +501,7 @@
                 <w:sz w:val="22"/>
                 <w:szCs w:val="22"/>
               </w:rPr>
-              <w:t>0</w:t>
+              <w:t>5</w:t>
             </w:r>
           </w:p>
         </w:tc>
@@ -457,7 +514,6 @@
               <w:bottom w:val="single" w:sz="4" w:space="0" w:color="auto"/>
               <w:right w:val="single" w:sz="8" w:space="0" w:color="auto"/>
             </w:tcBorders>
-            <w:shd w:val="clear" w:color="auto" w:fill="auto"/>
             <w:noWrap/>
             <w:vAlign w:val="bottom"/>
             <w:hideMark/>
@@ -472,6 +528,98 @@
                 <w:szCs w:val="22"/>
               </w:rPr>
             </w:pPr>
+            <w:r>
+              <w:rPr>
+                <w:rFonts w:ascii="Calibri" w:hAnsi="Calibri"/>
+                <w:color w:val="000000"/>
+                <w:sz w:val="22"/>
+                <w:szCs w:val="22"/>
+              </w:rPr>
+              <w:t>5</w:t>
+            </w:r>
+          </w:p>
+        </w:tc>
+      </w:tr>
+      <w:tr>
+        <w:trPr>
+          <w:trHeight w:val="300"/>
+          <w:jc w:val="center"/>
+        </w:trPr>
+        <w:tc>
+          <w:tcPr>
+            <w:tcW w:w="960" w:type="dxa"/>
+            <w:tcBorders>
+              <w:top w:val="nil"/>
+              <w:left w:val="single" w:sz="8" w:space="0" w:color="auto"/>
+              <w:bottom w:val="single" w:sz="4" w:space="0" w:color="auto"/>
+              <w:right w:val="nil"/>
+            </w:tcBorders>
+            <w:noWrap/>
+            <w:vAlign w:val="bottom"/>
+            <w:hideMark/>
+          </w:tcPr>
+          <w:p>
+            <w:pPr>
+              <w:jc w:val="center"/>
+              <w:rPr>
+                <w:rFonts w:ascii="Calibri" w:hAnsi="Calibri"/>
+                <w:color w:val="000000"/>
+                <w:sz w:val="22"/>
+                <w:szCs w:val="22"/>
+              </w:rPr>
+            </w:pPr>
+            <w:r>
+              <w:rPr>
+                <w:rFonts w:ascii="Calibri" w:hAnsi="Calibri"/>
+                <w:color w:val="000000"/>
+                <w:sz w:val="22"/>
+                <w:szCs w:val="22"/>
+              </w:rPr>
+              <w:t>1</w:t>
+            </w:r>
+            <w:r>
+              <w:rPr>
+                <w:rFonts w:ascii="Calibri" w:hAnsi="Calibri"/>
+                <w:color w:val="000000"/>
+                <w:sz w:val="22"/>
+                <w:szCs w:val="22"/>
+              </w:rPr>
+              <w:t>6</w:t>
+            </w:r>
+          </w:p>
+        </w:tc>
+        <w:tc>
+          <w:tcPr>
+            <w:tcW w:w="1005" w:type="dxa"/>
+            <w:tcBorders>
+              <w:top w:val="nil"/>
+              <w:left w:val="single" w:sz="8" w:space="0" w:color="auto"/>
+              <w:bottom w:val="single" w:sz="4" w:space="0" w:color="auto"/>
+              <w:right w:val="single" w:sz="8" w:space="0" w:color="auto"/>
+            </w:tcBorders>
+            <w:noWrap/>
+            <w:vAlign w:val="bottom"/>
+            <w:hideMark/>
+          </w:tcPr>
+          <w:p>
+            <w:pPr>
+              <w:jc w:val="center"/>
+              <w:rPr>
+                <w:rFonts w:ascii="Calibri" w:hAnsi="Calibri"/>
+                <w:color w:val="000000"/>
+                <w:sz w:val="22"/>
+                <w:szCs w:val="22"/>
+              </w:rPr>
+            </w:pPr>
+            <w:r>
+              <w:rPr>
+                <w:rFonts w:ascii="Calibri" w:hAnsi="Calibri"/>
+                <w:color w:val="000000"/>
+                <w:sz w:val="22"/>
+                <w:szCs w:val="22"/>
+              </w:rPr>
+              <w:t>1</w:t>
+            </w:r>
             <w:r>
               <w:rPr>
                 <w:rFonts w:ascii="Calibri" w:hAnsi="Calibri"/>
@@ -498,7 +646,6 @@
               <w:bottom w:val="single" w:sz="4" w:space="0" w:color="auto"/>
               <w:right w:val="nil"/>
             </w:tcBorders>
-            <w:shd w:val="clear" w:color="auto" w:fill="auto"/>
             <w:noWrap/>
             <w:vAlign w:val="bottom"/>
             <w:hideMark/>
@@ -529,7 +676,7 @@
                 <w:sz w:val="22"/>
                 <w:szCs w:val="22"/>
               </w:rPr>
-              <w:t>1</w:t>
+              <w:t>7</w:t>
             </w:r>
           </w:p>
         </w:tc>
@@ -542,7 +689,6 @@
               <w:bottom w:val="single" w:sz="4" w:space="0" w:color="auto"/>
               <w:right w:val="single" w:sz="8" w:space="0" w:color="auto"/>
             </w:tcBorders>
-            <w:shd w:val="clear" w:color="auto" w:fill="auto"/>
             <w:noWrap/>
             <w:vAlign w:val="bottom"/>
             <w:hideMark/>
@@ -564,7 +710,99 @@
                 <w:sz w:val="22"/>
                 <w:szCs w:val="22"/>
               </w:rPr>
+              <w:t>2</w:t>
+            </w:r>
+            <w:r>
+              <w:rPr>
+                <w:rFonts w:ascii="Calibri" w:hAnsi="Calibri"/>
+                <w:color w:val="000000"/>
+                <w:sz w:val="22"/>
+                <w:szCs w:val="22"/>
+              </w:rPr>
+              <w:t>9</w:t>
+            </w:r>
+          </w:p>
+        </w:tc>
+      </w:tr>
+      <w:tr>
+        <w:trPr>
+          <w:trHeight w:val="300"/>
+          <w:jc w:val="center"/>
+        </w:trPr>
+        <w:tc>
+          <w:tcPr>
+            <w:tcW w:w="960" w:type="dxa"/>
+            <w:tcBorders>
+              <w:top w:val="nil"/>
+              <w:left w:val="single" w:sz="8" w:space="0" w:color="auto"/>
+              <w:bottom w:val="single" w:sz="4" w:space="0" w:color="auto"/>
+              <w:right w:val="nil"/>
+            </w:tcBorders>
+            <w:noWrap/>
+            <w:vAlign w:val="bottom"/>
+            <w:hideMark/>
+          </w:tcPr>
+          <w:p>
+            <w:pPr>
+              <w:jc w:val="center"/>
+              <w:rPr>
+                <w:rFonts w:ascii="Calibri" w:hAnsi="Calibri"/>
+                <w:color w:val="000000"/>
+                <w:sz w:val="22"/>
+                <w:szCs w:val="22"/>
+              </w:rPr>
+            </w:pPr>
+            <w:r>
+              <w:rPr>
+                <w:rFonts w:ascii="Calibri" w:hAnsi="Calibri"/>
+                <w:color w:val="000000"/>
+                <w:sz w:val="22"/>
+                <w:szCs w:val="22"/>
+              </w:rPr>
               <w:t>1</w:t>
+            </w:r>
+            <w:r>
+              <w:rPr>
+                <w:rFonts w:ascii="Calibri" w:hAnsi="Calibri"/>
+                <w:color w:val="000000"/>
+                <w:sz w:val="22"/>
+                <w:szCs w:val="22"/>
+              </w:rPr>
+              <w:t>8</w:t>
+            </w:r>
+          </w:p>
+        </w:tc>
+        <w:tc>
+          <w:tcPr>
+            <w:tcW w:w="1005" w:type="dxa"/>
+            <w:tcBorders>
+              <w:top w:val="nil"/>
+              <w:left w:val="single" w:sz="8" w:space="0" w:color="auto"/>
+              <w:bottom w:val="single" w:sz="4" w:space="0" w:color="auto"/>
+              <w:right w:val="single" w:sz="8" w:space="0" w:color="auto"/>
+            </w:tcBorders>
+            <w:noWrap/>
+            <w:vAlign w:val="bottom"/>
+            <w:hideMark/>
+          </w:tcPr>
+          <w:p>
+            <w:pPr>
+              <w:jc w:val="center"/>
+              <w:rPr>
+                <w:rFonts w:ascii="Calibri" w:hAnsi="Calibri"/>
+                <w:color w:val="000000"/>
+                <w:sz w:val="22"/>
+                <w:szCs w:val="22"/>
+              </w:rPr>
+            </w:pPr>
+            <w:r>
+              <w:rPr>
+                <w:rFonts w:ascii="Calibri" w:hAnsi="Calibri"/>
+                <w:color w:val="000000"/>
+                <w:sz w:val="22"/>
+                <w:szCs w:val="22"/>
+              </w:rPr>
+              <w:t>2</w:t>
             </w:r>
             <w:r>
               <w:rPr>
@@ -592,7 +830,6 @@
               <w:bottom w:val="single" w:sz="4" w:space="0" w:color="auto"/>
               <w:right w:val="nil"/>
             </w:tcBorders>
-            <w:shd w:val="clear" w:color="auto" w:fill="auto"/>
             <w:noWrap/>
             <w:vAlign w:val="bottom"/>
             <w:hideMark/>
@@ -623,7 +860,7 @@
                 <w:sz w:val="22"/>
                 <w:szCs w:val="22"/>
               </w:rPr>
-              <w:t>2</w:t>
+              <w:t>9</w:t>
             </w:r>
           </w:p>
         </w:tc>
@@ -636,7 +873,6 @@
               <w:bottom w:val="single" w:sz="4" w:space="0" w:color="auto"/>
               <w:right w:val="single" w:sz="8" w:space="0" w:color="auto"/>
             </w:tcBorders>
-            <w:shd w:val="clear" w:color="auto" w:fill="auto"/>
             <w:noWrap/>
             <w:vAlign w:val="bottom"/>
             <w:hideMark/>
@@ -658,56 +894,6 @@
                 <w:sz w:val="22"/>
                 <w:szCs w:val="22"/>
               </w:rPr>
-              <w:t>2</w:t>
-            </w:r>
-            <w:r>
-              <w:rPr>
-                <w:rFonts w:ascii="Calibri" w:hAnsi="Calibri"/>
-                <w:color w:val="000000"/>
-                <w:sz w:val="22"/>
-                <w:szCs w:val="22"/>
-              </w:rPr>
-              <w:t>6</w:t>
-            </w:r>
-          </w:p>
-        </w:tc>
-      </w:tr>
-      <w:tr>
-        <w:trPr>
-          <w:trHeight w:val="300"/>
-          <w:jc w:val="center"/>
-        </w:trPr>
-        <w:tc>
-          <w:tcPr>
-            <w:tcW w:w="960" w:type="dxa"/>
-            <w:tcBorders>
-              <w:top w:val="nil"/>
-              <w:left w:val="single" w:sz="8" w:space="0" w:color="auto"/>
-              <w:bottom w:val="single" w:sz="4" w:space="0" w:color="auto"/>
-              <w:right w:val="nil"/>
-            </w:tcBorders>
-            <w:shd w:val="clear" w:color="auto" w:fill="auto"/>
-            <w:noWrap/>
-            <w:vAlign w:val="bottom"/>
-            <w:hideMark/>
-          </w:tcPr>
-          <w:p>
-            <w:pPr>
-              <w:jc w:val="center"/>
-              <w:rPr>
-                <w:rFonts w:ascii="Calibri" w:hAnsi="Calibri"/>
-                <w:color w:val="000000"/>
-                <w:sz w:val="22"/>
-                <w:szCs w:val="22"/>
-              </w:rPr>
-            </w:pPr>
-            <w:r>
-              <w:rPr>
-                <w:rFonts w:ascii="Calibri" w:hAnsi="Calibri"/>
-                <w:color w:val="000000"/>
-                <w:sz w:val="22"/>
-                <w:szCs w:val="22"/>
-              </w:rPr>
               <w:t>1</w:t>
             </w:r>
             <w:r>
@@ -717,145 +903,7 @@
                 <w:sz w:val="22"/>
                 <w:szCs w:val="22"/>
               </w:rPr>
-              <w:t>3</w:t>
-            </w:r>
-          </w:p>
-        </w:tc>
-        <w:tc>
-          <w:tcPr>
-            <w:tcW w:w="1005" w:type="dxa"/>
-            <w:tcBorders>
-              <w:top w:val="nil"/>
-              <w:left w:val="single" w:sz="8" w:space="0" w:color="auto"/>
-              <w:bottom w:val="single" w:sz="4" w:space="0" w:color="auto"/>
-              <w:right w:val="single" w:sz="8" w:space="0" w:color="auto"/>
-            </w:tcBorders>
-            <w:shd w:val="clear" w:color="auto" w:fill="auto"/>
-            <w:noWrap/>
-            <w:vAlign w:val="bottom"/>
-            <w:hideMark/>
-          </w:tcPr>
-          <w:p>
-            <w:pPr>
-              <w:jc w:val="center"/>
-              <w:rPr>
-                <w:rFonts w:ascii="Calibri" w:hAnsi="Calibri"/>
-                <w:color w:val="000000"/>
-                <w:sz w:val="22"/>
-                <w:szCs w:val="22"/>
-              </w:rPr>
-            </w:pPr>
-            <w:r>
-              <w:rPr>
-                <w:rFonts w:ascii="Calibri" w:hAnsi="Calibri"/>
-                <w:color w:val="000000"/>
-                <w:sz w:val="22"/>
-                <w:szCs w:val="22"/>
-              </w:rPr>
-              <w:t>2</w:t>
-            </w:r>
-            <w:r>
-              <w:rPr>
-                <w:rFonts w:ascii="Calibri" w:hAnsi="Calibri"/>
-                <w:color w:val="000000"/>
-                <w:sz w:val="22"/>
-                <w:szCs w:val="22"/>
-              </w:rPr>
               <w:t>5</w:t>
-            </w:r>
-          </w:p>
-        </w:tc>
-      </w:tr>
-      <w:tr>
-        <w:trPr>
-          <w:trHeight w:val="300"/>
-          <w:jc w:val="center"/>
-        </w:trPr>
-        <w:tc>
-          <w:tcPr>
-            <w:tcW w:w="960" w:type="dxa"/>
-            <w:tcBorders>
-              <w:top w:val="nil"/>
-              <w:left w:val="single" w:sz="8" w:space="0" w:color="auto"/>
-              <w:bottom w:val="single" w:sz="4" w:space="0" w:color="auto"/>
-              <w:right w:val="nil"/>
-            </w:tcBorders>
-            <w:shd w:val="clear" w:color="auto" w:fill="auto"/>
-            <w:noWrap/>
-            <w:vAlign w:val="bottom"/>
-            <w:hideMark/>
-          </w:tcPr>
-          <w:p>
-            <w:pPr>
-              <w:jc w:val="center"/>
-              <w:rPr>
-                <w:rFonts w:ascii="Calibri" w:hAnsi="Calibri"/>
-                <w:color w:val="000000"/>
-                <w:sz w:val="22"/>
-                <w:szCs w:val="22"/>
-              </w:rPr>
-            </w:pPr>
-            <w:r>
-              <w:rPr>
-                <w:rFonts w:ascii="Calibri" w:hAnsi="Calibri"/>
-                <w:color w:val="000000"/>
-                <w:sz w:val="22"/>
-                <w:szCs w:val="22"/>
-              </w:rPr>
-              <w:t>1</w:t>
-            </w:r>
-            <w:r>
-              <w:rPr>
-                <w:rFonts w:ascii="Calibri" w:hAnsi="Calibri"/>
-                <w:color w:val="000000"/>
-                <w:sz w:val="22"/>
-                <w:szCs w:val="22"/>
-              </w:rPr>
-              <w:t>4</w:t>
-            </w:r>
-          </w:p>
-        </w:tc>
-        <w:tc>
-          <w:tcPr>
-            <w:tcW w:w="1005" w:type="dxa"/>
-            <w:tcBorders>
-              <w:top w:val="nil"/>
-              <w:left w:val="single" w:sz="8" w:space="0" w:color="auto"/>
-              <w:bottom w:val="single" w:sz="4" w:space="0" w:color="auto"/>
-              <w:right w:val="single" w:sz="8" w:space="0" w:color="auto"/>
-            </w:tcBorders>
-            <w:shd w:val="clear" w:color="auto" w:fill="auto"/>
-            <w:noWrap/>
-            <w:vAlign w:val="bottom"/>
-            <w:hideMark/>
-          </w:tcPr>
-          <w:p>
-            <w:pPr>
-              <w:jc w:val="center"/>
-              <w:rPr>
-                <w:rFonts w:ascii="Calibri" w:hAnsi="Calibri"/>
-                <w:color w:val="000000"/>
-                <w:sz w:val="22"/>
-                <w:szCs w:val="22"/>
-              </w:rPr>
-            </w:pPr>
-            <w:r>
-              <w:rPr>
-                <w:rFonts w:ascii="Calibri" w:hAnsi="Calibri"/>
-                <w:color w:val="000000"/>
-                <w:sz w:val="22"/>
-                <w:szCs w:val="22"/>
-              </w:rPr>
-              <w:t>1</w:t>
-            </w:r>
-            <w:r>
-              <w:rPr>
-                <w:rFonts w:ascii="Calibri" w:hAnsi="Calibri"/>
-                <w:color w:val="000000"/>
-                <w:sz w:val="22"/>
-                <w:szCs w:val="22"/>
-              </w:rPr>
-              <w:t>6</w:t>
             </w:r>
           </w:p>
         </w:tc>
@@ -874,7 +922,6 @@
               <w:bottom w:val="single" w:sz="8" w:space="0" w:color="auto"/>
               <w:right w:val="nil"/>
             </w:tcBorders>
-            <w:shd w:val="clear" w:color="auto" w:fill="auto"/>
             <w:noWrap/>
             <w:vAlign w:val="bottom"/>
             <w:hideMark/>
@@ -896,16 +943,7 @@
                 <w:sz w:val="22"/>
                 <w:szCs w:val="22"/>
               </w:rPr>
-              <w:t>1</w:t>
-            </w:r>
-            <w:r>
-              <w:rPr>
-                <w:rFonts w:ascii="Calibri" w:hAnsi="Calibri"/>
-                <w:color w:val="000000"/>
-                <w:sz w:val="22"/>
-                <w:szCs w:val="22"/>
-              </w:rPr>
-              <w:t>5</w:t>
+              <w:t>20</w:t>
             </w:r>
           </w:p>
         </w:tc>
@@ -918,7 +956,6 @@
               <w:bottom w:val="single" w:sz="8" w:space="0" w:color="auto"/>
               <w:right w:val="single" w:sz="8" w:space="0" w:color="auto"/>
             </w:tcBorders>
-            <w:shd w:val="clear" w:color="auto" w:fill="auto"/>
             <w:noWrap/>
             <w:vAlign w:val="bottom"/>
             <w:hideMark/>
@@ -940,7 +977,7 @@
                 <w:sz w:val="22"/>
                 <w:szCs w:val="22"/>
               </w:rPr>
-              <w:t>9</w:t>
+              <w:t>7</w:t>
             </w:r>
           </w:p>
         </w:tc>
